--- a/projects/TRD-EHR/paper1-trd-prediction/parts/supplement/15-s1-embedding-dimensionality.docx
+++ b/projects/TRD-EHR/paper1-trd-prediction/parts/supplement/15-s1-embedding-dimensionality.docx
@@ -2,7 +2,7 @@
 <file path=word/document.xml><?xml version="1.0" encoding="utf-8"?>
 <w:document xmlns:w="http://schemas.openxmlformats.org/wordprocessingml/2006/main" xmlns:m="http://schemas.openxmlformats.org/officeDocument/2006/math" xmlns:r="http://schemas.openxmlformats.org/officeDocument/2006/relationships" xmlns:o="urn:schemas-microsoft-com:office:office" xmlns:v="urn:schemas-microsoft-com:vml" xmlns:w10="urn:schemas-microsoft-com:office:word" xmlns:a="http://schemas.openxmlformats.org/drawingml/2006/main" xmlns:pic="http://schemas.openxmlformats.org/drawingml/2006/picture" xmlns:wp="http://schemas.openxmlformats.org/drawingml/2006/wordprocessingDrawing">
   <w:body>
-    <w:bookmarkStart w:id="29" w:name="s1-embedding-dimensionality"/>
+    <w:bookmarkStart w:id="41" w:name="s1-embedding-dimensionality"/>
     <w:p>
       <w:pPr>
         <w:pStyle w:val="Heading1"/>
@@ -19,13 +19,13 @@
         <w:t xml:space="preserve">Latent embedding coordinates do not have individual clinical interpretations. We therefore examined fitted sparsity, cumulative correlations, and performance after principal component reduction for Qwen3-Embedding-8B. These exploratory analyses describe the fitted representation rather than identify distinct clinical mechanisms.</w:t>
       </w:r>
     </w:p>
-    <w:bookmarkStart w:id="21" w:name="Xac9476d7e25852c5c469c075d7f7e08915db1ea"/>
+    <w:bookmarkStart w:id="23" w:name="X1060d720c115f1ad4f94af0846463e30bf583bd"/>
     <w:p>
       <w:pPr>
         <w:pStyle w:val="Heading2"/>
       </w:pPr>
       <w:r>
-        <w:t xml:space="preserve">S1 1 Sparsity and cumulative built in importance</w:t>
+        <w:t xml:space="preserve">S1.1 Sparsity and cumulative built-in importance</w:t>
       </w:r>
     </w:p>
     <w:p>
@@ -45,12 +45,12 @@
           <wp:inline>
             <wp:extent cx="5303520" cy="3182111"/>
             <wp:effectExtent b="0" l="0" r="0" t="0"/>
-            <wp:docPr descr="" title="" id="1" name="Picture"/>
+            <wp:docPr descr="" title="" id="21" name="Picture"/>
             <a:graphic>
               <a:graphicData uri="http://schemas.openxmlformats.org/drawingml/2006/picture">
                 <pic:pic>
                   <pic:nvPicPr>
-                    <pic:cNvPr descr="../results/Qwen-Qwen3-Embedding-8B/google_medgemma-27b-text-it/feature_importance/feature_importance_cumulative_EMBEDDED.png" id="0" name="Picture"/>
+                    <pic:cNvPr descr="../results/Qwen-Qwen3-Embedding-8B/google_medgemma-27b-text-it/feature_importance/feature_importance_cumulative_EMBEDDED.png" id="22" name="Picture"/>
                     <pic:cNvPicPr>
                       <a:picLocks noChangeArrowheads="1" noChangeAspect="1"/>
                     </pic:cNvPicPr>
@@ -91,14 +91,14 @@
         <w:t xml:space="preserve">Figure S1. Cumulative built-in importance across embedding dimensions, ranked within each classifier. For logistic regression, importance is absolute coefficient magnitude; tree models use native feature importance. K80 and K90 identify the numbers of coordinates accounting for 80% and 90% of that model-specific total.</w:t>
       </w:r>
     </w:p>
-    <w:bookmarkEnd w:id="21"/>
-    <w:bookmarkStart w:id="23" w:name="s1-2-cumulative-univariate-correlation"/>
+    <w:bookmarkEnd w:id="23"/>
+    <w:bookmarkStart w:id="27" w:name="s1.2-cumulative-univariate-correlation"/>
     <w:p>
       <w:pPr>
         <w:pStyle w:val="Heading2"/>
       </w:pPr>
       <w:r>
-        <w:t xml:space="preserve">S1 2 Cumulative univariate correlation</w:t>
+        <w:t xml:space="preserve">S1.2 Cumulative univariate correlation</w:t>
       </w:r>
     </w:p>
     <w:p>
@@ -118,93 +118,12 @@
           <wp:inline>
             <wp:extent cx="5303520" cy="3182111"/>
             <wp:effectExtent b="0" l="0" r="0" t="0"/>
-            <wp:docPr descr="" title="" id="1" name="Picture"/>
+            <wp:docPr descr="" title="" id="25" name="Picture"/>
             <a:graphic>
               <a:graphicData uri="http://schemas.openxmlformats.org/drawingml/2006/picture">
                 <pic:pic>
                   <pic:nvPicPr>
-                    <pic:cNvPr descr="../results/Qwen-Qwen3-Embedding-8B/google_medgemma-27b-text-it/feature_importance/feature_correlation_cumulative_EMBEDDED.png" id="0" name="Picture"/>
-                    <pic:cNvPicPr>
-                      <a:picLocks noChangeArrowheads="1" noChangeAspect="1"/>
-                    </pic:cNvPicPr>
-                  </pic:nvPicPr>
-                  <pic:blipFill>
-                    <a:blip r:embed="rId22"/>
-                    <a:stretch>
-                      <a:fillRect/>
-                    </a:stretch>
-                  </pic:blipFill>
-                  <pic:spPr bwMode="auto">
-                    <a:xfrm>
-                      <a:off x="0" y="0"/>
-                      <a:ext cx="5303520" cy="3182111"/>
-                    </a:xfrm>
-                    <a:prstGeom prst="rect">
-                      <a:avLst/>
-                    </a:prstGeom>
-                    <a:noFill/>
-                    <a:ln w="9525">
-                      <a:noFill/>
-                      <a:headEnd/>
-                      <a:tailEnd/>
-                    </a:ln>
-                  </pic:spPr>
-                </pic:pic>
-              </a:graphicData>
-            </a:graphic>
-          </wp:inline>
-        </w:drawing>
-      </w:r>
-    </w:p>
-    <w:p>
-      <w:pPr>
-        <w:pStyle w:val="BodyText"/>
-      </w:pPr>
-      <w:r>
-        <w:t xml:space="preserve">Figure S2. Cumulative absolute univariate (Spearman) correlation. One model-agnostic baseline curve ranks dimensions by |ρ(dim, outcome)|; the four per-classifier curves rank by |ρ(dim, predicted risk)|. Cumulative fraction of total |ρ| mass versus rank, with K₈₀ / K₉₀ knees in the legend.</w:t>
-      </w:r>
-    </w:p>
-    <w:bookmarkEnd w:id="23"/>
-    <w:bookmarkStart w:id="28" w:name="s1-3-pca-k-discrimination-sweep"/>
-    <w:p>
-      <w:pPr>
-        <w:pStyle w:val="Heading2"/>
-      </w:pPr>
-      <w:r>
-        <w:t xml:space="preserve">S1 3 PCA K discrimination sweep</w:t>
-      </w:r>
-    </w:p>
-    <w:p>
-      <w:pPr>
-        <w:pStyle w:val="FirstParagraph"/>
-      </w:pPr>
-      <w:r>
-        <w:t xml:space="preserve">Each classifier was retrained on the top K principal components, with K in {1, 2, 4, 8, 16, 32, 64, 128, 256, 512, 1024}. Held-out ROC AUC generally improved as components were added, with model-specific plateaus and some deterioration at larger K (Figure S3). These curves do not identify a unique effective dimension, and choosing K from them would require further independent evaluation.</w:t>
-      </w:r>
-    </w:p>
-    <w:p>
-      <w:pPr>
-        <w:pStyle w:val="BodyText"/>
-      </w:pPr>
-      <w:r>
-        <w:t xml:space="preserve">A Logistic regression</w:t>
-      </w:r>
-    </w:p>
-    <w:p>
-      <w:pPr>
-        <w:pStyle w:val="BodyText"/>
-      </w:pPr>
-      <w:r>
-        <w:drawing>
-          <wp:inline>
-            <wp:extent cx="5303520" cy="3182111"/>
-            <wp:effectExtent b="0" l="0" r="0" t="0"/>
-            <wp:docPr descr="" title="" id="1" name="Picture"/>
-            <a:graphic>
-              <a:graphicData uri="http://schemas.openxmlformats.org/drawingml/2006/picture">
-                <pic:pic>
-                  <pic:nvPicPr>
-                    <pic:cNvPr descr="../results/Qwen-Qwen3-Embedding-8B/google_medgemma-27b-text-it/feature_importance/feature_importance_pca_sweep_logistic_regression_EMBEDDED.png" id="0" name="Picture"/>
+                    <pic:cNvPr descr="../results/Qwen-Qwen3-Embedding-8B/google_medgemma-27b-text-it/feature_importance/feature_correlation_cumulative_EMBEDDED.png" id="26" name="Picture"/>
                     <pic:cNvPicPr>
                       <a:picLocks noChangeArrowheads="1" noChangeAspect="1"/>
                     </pic:cNvPicPr>
@@ -242,7 +161,33 @@
         <w:pStyle w:val="BodyText"/>
       </w:pPr>
       <w:r>
-        <w:t xml:space="preserve">B Random forest</w:t>
+        <w:t xml:space="preserve">Figure S2. Cumulative absolute univariate (Spearman) correlation. One model-agnostic baseline curve ranks dimensions by |ρ(dim, outcome)|; the four per-classifier curves rank by |ρ(dim, predicted risk)|. Cumulative fraction of total |ρ| mass versus rank, with K₈₀ / K₉₀ knees in the legend.</w:t>
+      </w:r>
+    </w:p>
+    <w:bookmarkEnd w:id="27"/>
+    <w:bookmarkStart w:id="40" w:name="s1.3-pca-k-discrimination-sweep"/>
+    <w:p>
+      <w:pPr>
+        <w:pStyle w:val="Heading2"/>
+      </w:pPr>
+      <w:r>
+        <w:t xml:space="preserve">S1.3 PCA-K discrimination sweep</w:t>
+      </w:r>
+    </w:p>
+    <w:p>
+      <w:pPr>
+        <w:pStyle w:val="FirstParagraph"/>
+      </w:pPr>
+      <w:r>
+        <w:t xml:space="preserve">Each classifier was retrained on the top K principal components, with K in {1, 2, 4, 8, 16, 32, 64, 128, 256, 512, 1024}. Held-out ROC AUC generally improved as components were added, with model-specific plateaus and some deterioration at larger K (Figure S3). These curves do not identify a unique effective dimension, and choosing K from them would require further independent evaluation.</w:t>
+      </w:r>
+    </w:p>
+    <w:p>
+      <w:pPr>
+        <w:pStyle w:val="BodyText"/>
+      </w:pPr>
+      <w:r>
+        <w:t xml:space="preserve">A Logistic regression</w:t>
       </w:r>
     </w:p>
     <w:p>
@@ -254,18 +199,18 @@
           <wp:inline>
             <wp:extent cx="5303520" cy="3182111"/>
             <wp:effectExtent b="0" l="0" r="0" t="0"/>
-            <wp:docPr descr="" title="" id="1" name="Picture"/>
+            <wp:docPr descr="" title="" id="29" name="Picture"/>
             <a:graphic>
               <a:graphicData uri="http://schemas.openxmlformats.org/drawingml/2006/picture">
                 <pic:pic>
                   <pic:nvPicPr>
-                    <pic:cNvPr descr="../results/Qwen-Qwen3-Embedding-8B/google_medgemma-27b-text-it/feature_importance/feature_importance_pca_sweep_random_forest_EMBEDDED.png" id="0" name="Picture"/>
+                    <pic:cNvPr descr="../results/Qwen-Qwen3-Embedding-8B/google_medgemma-27b-text-it/feature_importance/feature_importance_pca_sweep_logistic_regression_EMBEDDED.png" id="30" name="Picture"/>
                     <pic:cNvPicPr>
                       <a:picLocks noChangeArrowheads="1" noChangeAspect="1"/>
                     </pic:cNvPicPr>
                   </pic:nvPicPr>
                   <pic:blipFill>
-                    <a:blip r:embed="rId25"/>
+                    <a:blip r:embed="rId28"/>
                     <a:stretch>
                       <a:fillRect/>
                     </a:stretch>
@@ -297,15 +242,7 @@
         <w:pStyle w:val="BodyText"/>
       </w:pPr>
       <w:r>
-        <w:t xml:space="preserve">Figure S3. Continued on the next page.</w:t>
-      </w:r>
-    </w:p>
-    <w:p>
-      <w:pPr>
-        <w:pStyle w:val="BodyText"/>
-      </w:pPr>
-      <w:r>
-        <w:t xml:space="preserve">C Gradient boosting</w:t>
+        <w:t xml:space="preserve">B Random forest</w:t>
       </w:r>
     </w:p>
     <w:p>
@@ -317,18 +254,18 @@
           <wp:inline>
             <wp:extent cx="5303520" cy="3182111"/>
             <wp:effectExtent b="0" l="0" r="0" t="0"/>
-            <wp:docPr descr="" title="" id="1" name="Picture"/>
+            <wp:docPr descr="" title="" id="32" name="Picture"/>
             <a:graphic>
               <a:graphicData uri="http://schemas.openxmlformats.org/drawingml/2006/picture">
                 <pic:pic>
                   <pic:nvPicPr>
-                    <pic:cNvPr descr="../results/Qwen-Qwen3-Embedding-8B/google_medgemma-27b-text-it/feature_importance/feature_importance_pca_sweep_gradient_boosting_EMBEDDED.png" id="0" name="Picture"/>
+                    <pic:cNvPr descr="../results/Qwen-Qwen3-Embedding-8B/google_medgemma-27b-text-it/feature_importance/feature_importance_pca_sweep_random_forest_EMBEDDED.png" id="33" name="Picture"/>
                     <pic:cNvPicPr>
                       <a:picLocks noChangeArrowheads="1" noChangeAspect="1"/>
                     </pic:cNvPicPr>
                   </pic:nvPicPr>
                   <pic:blipFill>
-                    <a:blip r:embed="rId26"/>
+                    <a:blip r:embed="rId31"/>
                     <a:stretch>
                       <a:fillRect/>
                     </a:stretch>
@@ -360,7 +297,7 @@
         <w:pStyle w:val="BodyText"/>
       </w:pPr>
       <w:r>
-        <w:t xml:space="preserve">D XGBoost</w:t>
+        <w:t xml:space="preserve">C Gradient boosting</w:t>
       </w:r>
     </w:p>
     <w:p>
@@ -372,18 +309,18 @@
           <wp:inline>
             <wp:extent cx="5303520" cy="3182111"/>
             <wp:effectExtent b="0" l="0" r="0" t="0"/>
-            <wp:docPr descr="" title="" id="1" name="Picture"/>
+            <wp:docPr descr="" title="" id="35" name="Picture"/>
             <a:graphic>
               <a:graphicData uri="http://schemas.openxmlformats.org/drawingml/2006/picture">
                 <pic:pic>
                   <pic:nvPicPr>
-                    <pic:cNvPr descr="../results/Qwen-Qwen3-Embedding-8B/google_medgemma-27b-text-it/feature_importance/feature_importance_pca_sweep_xgboost_EMBEDDED.png" id="0" name="Picture"/>
+                    <pic:cNvPr descr="../results/Qwen-Qwen3-Embedding-8B/google_medgemma-27b-text-it/feature_importance/feature_importance_pca_sweep_gradient_boosting_EMBEDDED.png" id="36" name="Picture"/>
                     <pic:cNvPicPr>
                       <a:picLocks noChangeArrowheads="1" noChangeAspect="1"/>
                     </pic:cNvPicPr>
                   </pic:nvPicPr>
                   <pic:blipFill>
-                    <a:blip r:embed="rId27"/>
+                    <a:blip r:embed="rId34"/>
                     <a:stretch>
                       <a:fillRect/>
                     </a:stretch>
@@ -415,11 +352,66 @@
         <w:pStyle w:val="BodyText"/>
       </w:pPr>
       <w:r>
+        <w:t xml:space="preserve">D XGBoost</w:t>
+      </w:r>
+    </w:p>
+    <w:p>
+      <w:pPr>
+        <w:pStyle w:val="BodyText"/>
+      </w:pPr>
+      <w:r>
+        <w:drawing>
+          <wp:inline>
+            <wp:extent cx="5303520" cy="3182111"/>
+            <wp:effectExtent b="0" l="0" r="0" t="0"/>
+            <wp:docPr descr="" title="" id="38" name="Picture"/>
+            <a:graphic>
+              <a:graphicData uri="http://schemas.openxmlformats.org/drawingml/2006/picture">
+                <pic:pic>
+                  <pic:nvPicPr>
+                    <pic:cNvPr descr="../results/Qwen-Qwen3-Embedding-8B/google_medgemma-27b-text-it/feature_importance/feature_importance_pca_sweep_xgboost_EMBEDDED.png" id="39" name="Picture"/>
+                    <pic:cNvPicPr>
+                      <a:picLocks noChangeArrowheads="1" noChangeAspect="1"/>
+                    </pic:cNvPicPr>
+                  </pic:nvPicPr>
+                  <pic:blipFill>
+                    <a:blip r:embed="rId37"/>
+                    <a:stretch>
+                      <a:fillRect/>
+                    </a:stretch>
+                  </pic:blipFill>
+                  <pic:spPr bwMode="auto">
+                    <a:xfrm>
+                      <a:off x="0" y="0"/>
+                      <a:ext cx="5303520" cy="3182111"/>
+                    </a:xfrm>
+                    <a:prstGeom prst="rect">
+                      <a:avLst/>
+                    </a:prstGeom>
+                    <a:noFill/>
+                    <a:ln w="9525">
+                      <a:noFill/>
+                      <a:headEnd/>
+                      <a:tailEnd/>
+                    </a:ln>
+                  </pic:spPr>
+                </pic:pic>
+              </a:graphicData>
+            </a:graphic>
+          </wp:inline>
+        </w:drawing>
+      </w:r>
+    </w:p>
+    <w:p>
+      <w:pPr>
+        <w:pStyle w:val="BodyText"/>
+      </w:pPr>
+      <w:r>
         <w:t xml:space="preserve">Figure S3. ROC AUC by retained principal components for logistic regression (A), random forest (B), gradient boosting (C), and XGBoost (D). The number of components is shown on a logarithmic scale. These are exploratory comparisons on the shared test set.</w:t>
       </w:r>
     </w:p>
-    <w:bookmarkEnd w:id="28"/>
-    <w:bookmarkEnd w:id="29"/>
+    <w:bookmarkEnd w:id="40"/>
+    <w:bookmarkEnd w:id="41"/>
     <w:sectPr>
       <w:pgSz w:h="15840" w:w="12240"/>
       <w:pgMar w:bottom="1440" w:footer="708" w:gutter="0" w:header="708" w:left="1800" w:right="1800" w:top="1440"/>
@@ -631,14 +623,14 @@
     </w:lvl>
   </w:abstractNum>
   <w:abstractNum w:abstractNumId="990">
-    <w:nsid w:val="2c1ae401"/>
+    <w:nsid w:val="0000A990"/>
     <w:multiLevelType w:val="multilevel"/>
     <w:lvl w:ilvl="0">
       <w:numFmt w:val="bullet"/>
       <w:lvlText w:val=" "/>
       <w:lvlJc w:val="left"/>
       <w:pPr>
-        <w:ind w:left="720" w:hanging="480"/>
+        <w:ind w:left="720" w:hanging="360"/>
       </w:pPr>
     </w:lvl>
     <w:lvl w:ilvl="1">
@@ -646,7 +638,7 @@
       <w:lvlText w:val=" "/>
       <w:lvlJc w:val="left"/>
       <w:pPr>
-        <w:ind w:left="1440" w:hanging="480"/>
+        <w:ind w:left="1440" w:hanging="360"/>
       </w:pPr>
     </w:lvl>
     <w:lvl w:ilvl="2">
@@ -654,7 +646,7 @@
       <w:lvlText w:val=" "/>
       <w:lvlJc w:val="left"/>
       <w:pPr>
-        <w:ind w:left="2160" w:hanging="480"/>
+        <w:ind w:left="2160" w:hanging="360"/>
       </w:pPr>
     </w:lvl>
     <w:lvl w:ilvl="3">
@@ -662,7 +654,7 @@
       <w:lvlText w:val=" "/>
       <w:lvlJc w:val="left"/>
       <w:pPr>
-        <w:ind w:left="2880" w:hanging="480"/>
+        <w:ind w:left="2880" w:hanging="360"/>
       </w:pPr>
     </w:lvl>
     <w:lvl w:ilvl="4">
@@ -670,7 +662,7 @@
       <w:lvlText w:val=" "/>
       <w:lvlJc w:val="left"/>
       <w:pPr>
-        <w:ind w:left="3600" w:hanging="480"/>
+        <w:ind w:left="3600" w:hanging="360"/>
       </w:pPr>
     </w:lvl>
     <w:lvl w:ilvl="5">
@@ -678,7 +670,7 @@
       <w:lvlText w:val=" "/>
       <w:lvlJc w:val="left"/>
       <w:pPr>
-        <w:ind w:left="4320" w:hanging="480"/>
+        <w:ind w:left="4320" w:hanging="360"/>
       </w:pPr>
     </w:lvl>
     <w:lvl w:ilvl="6">
@@ -686,7 +678,7 @@
       <w:lvlText w:val=" "/>
       <w:lvlJc w:val="left"/>
       <w:pPr>
-        <w:ind w:left="5040" w:hanging="480"/>
+        <w:ind w:left="5040" w:hanging="360"/>
       </w:pPr>
     </w:lvl>
     <w:lvl w:ilvl="7">
@@ -694,7 +686,7 @@
       <w:lvlText w:val=" "/>
       <w:lvlJc w:val="left"/>
       <w:pPr>
-        <w:ind w:left="5760" w:hanging="480"/>
+        <w:ind w:left="5760" w:hanging="360"/>
       </w:pPr>
     </w:lvl>
     <w:lvl w:ilvl="8">
@@ -702,7 +694,7 @@
       <w:lvlText w:val=" "/>
       <w:lvlJc w:val="left"/>
       <w:pPr>
-        <w:ind w:left="6480" w:hanging="480"/>
+        <w:ind w:left="6480" w:hanging="360"/>
       </w:pPr>
     </w:lvl>
   </w:abstractNum>
@@ -1453,8 +1445,8 @@
     <w:name w:val="KeywordTok"/>
     <w:basedOn w:val="VerbatimChar"/>
     <w:rPr>
+      <w:b/>
       <w:color w:val="007020"/>
-      <w:b/>
     </w:rPr>
   </w:style>
   <w:style w:type="character" w:customStyle="1" w:styleId="DataTypeTok">
@@ -1530,40 +1522,43 @@
   <w:style w:type="character" w:customStyle="1" w:styleId="ImportTok">
     <w:name w:val="ImportTok"/>
     <w:basedOn w:val="VerbatimChar"/>
-    <w:rPr/>
+    <w:rPr>
+      <w:b/>
+      <w:color w:val="008000"/>
+    </w:rPr>
   </w:style>
   <w:style w:type="character" w:customStyle="1" w:styleId="CommentTok">
     <w:name w:val="CommentTok"/>
     <w:basedOn w:val="VerbatimChar"/>
     <w:rPr>
+      <w:i/>
       <w:color w:val="60a0b0"/>
-      <w:i/>
     </w:rPr>
   </w:style>
   <w:style w:type="character" w:customStyle="1" w:styleId="DocumentationTok">
     <w:name w:val="DocumentationTok"/>
     <w:basedOn w:val="VerbatimChar"/>
     <w:rPr>
+      <w:i/>
       <w:color w:val="ba2121"/>
-      <w:i/>
     </w:rPr>
   </w:style>
   <w:style w:type="character" w:customStyle="1" w:styleId="AnnotationTok">
     <w:name w:val="AnnotationTok"/>
     <w:basedOn w:val="VerbatimChar"/>
     <w:rPr>
-      <w:color w:val="60a0b0"/>
       <w:b/>
       <w:i/>
+      <w:color w:val="60a0b0"/>
     </w:rPr>
   </w:style>
   <w:style w:type="character" w:customStyle="1" w:styleId="CommentVarTok">
     <w:name w:val="CommentVarTok"/>
     <w:basedOn w:val="VerbatimChar"/>
     <w:rPr>
-      <w:color w:val="60a0b0"/>
       <w:b/>
       <w:i/>
+      <w:color w:val="60a0b0"/>
     </w:rPr>
   </w:style>
   <w:style w:type="character" w:customStyle="1" w:styleId="OtherTok">
@@ -1591,8 +1586,8 @@
     <w:name w:val="ControlFlowTok"/>
     <w:basedOn w:val="VerbatimChar"/>
     <w:rPr>
+      <w:b/>
       <w:color w:val="007020"/>
-      <w:b/>
     </w:rPr>
   </w:style>
   <w:style w:type="character" w:customStyle="1" w:styleId="OperatorTok">
@@ -1605,7 +1600,9 @@
   <w:style w:type="character" w:customStyle="1" w:styleId="BuiltInTok">
     <w:name w:val="BuiltInTok"/>
     <w:basedOn w:val="VerbatimChar"/>
-    <w:rPr/>
+    <w:rPr>
+      <w:color w:val="008000"/>
+    </w:rPr>
   </w:style>
   <w:style w:type="character" w:customStyle="1" w:styleId="ExtensionTok">
     <w:name w:val="ExtensionTok"/>
@@ -1635,34 +1632,34 @@
     <w:name w:val="InformationTok"/>
     <w:basedOn w:val="VerbatimChar"/>
     <w:rPr>
-      <w:color w:val="60a0b0"/>
       <w:b/>
       <w:i/>
+      <w:color w:val="60a0b0"/>
     </w:rPr>
   </w:style>
   <w:style w:type="character" w:customStyle="1" w:styleId="WarningTok">
     <w:name w:val="WarningTok"/>
     <w:basedOn w:val="VerbatimChar"/>
     <w:rPr>
-      <w:color w:val="60a0b0"/>
       <w:b/>
       <w:i/>
+      <w:color w:val="60a0b0"/>
     </w:rPr>
   </w:style>
   <w:style w:type="character" w:customStyle="1" w:styleId="AlertTok">
     <w:name w:val="AlertTok"/>
     <w:basedOn w:val="VerbatimChar"/>
     <w:rPr>
+      <w:b/>
       <w:color w:val="ff0000"/>
-      <w:b/>
     </w:rPr>
   </w:style>
   <w:style w:type="character" w:customStyle="1" w:styleId="ErrorTok">
     <w:name w:val="ErrorTok"/>
     <w:basedOn w:val="VerbatimChar"/>
     <w:rPr>
+      <w:b/>
       <w:color w:val="ff0000"/>
-      <w:b/>
     </w:rPr>
   </w:style>
   <w:style w:type="character" w:customStyle="1" w:styleId="NormalTok">
